--- a/BACKUP&RECOVERY/07장/07장_실습문제_추가서술형_정답.docx
+++ b/BACKUP&RECOVERY/07장/07장_실습문제_추가서술형_정답.docx
@@ -4620,7 +4620,7 @@
           <w:rFonts w:ascii="Consolas" w:hAnsi="Consolas" w:eastAsia="Consolas"/>
           <w:sz w:val="19"/>
         </w:rPr>
-        <w:t>SYS@orcl&gt; !cp -p /u02/oradata/ORCL/redo03b.log \</w:t>
+        <w:t>SYS@orcl&gt; !cp -p /u02/oradata/orcl/redo03b.log \</w:t>
       </w:r>
     </w:p>
     <w:p>
@@ -4633,7 +4633,7 @@
           <w:rFonts w:ascii="Consolas" w:hAnsi="Consolas" w:eastAsia="Consolas"/>
           <w:sz w:val="19"/>
         </w:rPr>
-        <w:t xml:space="preserve">                 /u01/app/oracle/oradata/ORCL/redo03.log</w:t>
+        <w:t xml:space="preserve">                 /u01/app/oracle/oradata/orcl/redo03.log</w:t>
       </w:r>
     </w:p>
     <w:p>
@@ -4686,7 +4686,7 @@
           <w:rFonts w:ascii="Consolas" w:hAnsi="Consolas" w:eastAsia="Consolas"/>
           <w:sz w:val="19"/>
         </w:rPr>
-        <w:t xml:space="preserve">  2    '/u01/app/oracle/oradata/ORCL/redo03.log';</w:t>
+        <w:t xml:space="preserve">  2    '/u01/app/oracle/oradata/orcl/redo03.log';</w:t>
       </w:r>
     </w:p>
     <w:p>
@@ -4712,7 +4712,7 @@
           <w:rFonts w:ascii="Consolas" w:hAnsi="Consolas" w:eastAsia="Consolas"/>
           <w:sz w:val="19"/>
         </w:rPr>
-        <w:t xml:space="preserve">  2    '/u01/app/oracle/oradata/ORCL/redo03.log' TO GROUP 3;</w:t>
+        <w:t xml:space="preserve">  2    '/u01/app/oracle/oradata/orcl/redo03.log' TO GROUP 3;</w:t>
       </w:r>
     </w:p>
     <w:p>
@@ -5033,7 +5033,7 @@
           <w:rFonts w:ascii="Consolas" w:hAnsi="Consolas" w:eastAsia="Consolas"/>
           <w:sz w:val="19"/>
         </w:rPr>
-        <w:t>SYS@orcl&gt; !cp -p /u01/app/oracle/oradata/ORCL/*.ctl /home/oracle/before_recover/</w:t>
+        <w:t>SYS@orcl&gt; !cp -p /u01/app/oracle/oradata/orcl/*.ctl /home/oracle/before_recover/</w:t>
       </w:r>
     </w:p>
     <w:p>
@@ -5125,7 +5125,7 @@
           <w:rFonts w:ascii="Consolas" w:hAnsi="Consolas" w:eastAsia="Consolas"/>
           <w:sz w:val="19"/>
         </w:rPr>
-        <w:t>SYS@orcl&gt; !ls -l /u01/app/oracle/oradata/ORCL/redo03.log</w:t>
+        <w:t>SYS@orcl&gt; !ls -l /u01/app/oracle/oradata/orcl/redo03.log</w:t>
       </w:r>
     </w:p>
     <w:p>
@@ -5326,7 +5326,7 @@
           <w:rFonts w:ascii="Consolas" w:hAnsi="Consolas" w:eastAsia="Consolas"/>
           <w:sz w:val="19"/>
         </w:rPr>
-        <w:t>SYS@orcl&gt; !cp -p /u01/app/oracle/oradata/ORCL/*.ctl \</w:t>
+        <w:t>SYS@orcl&gt; !cp -p /u01/app/oracle/oradata/orcl/*.ctl \</w:t>
       </w:r>
     </w:p>
     <w:p>
@@ -5339,7 +5339,7 @@
           <w:rFonts w:ascii="Consolas" w:hAnsi="Consolas" w:eastAsia="Consolas"/>
           <w:sz w:val="19"/>
         </w:rPr>
-        <w:t xml:space="preserve">                 /u01/app/oracle/oradata/ORCL/*.log /home/oracle/before_recover/</w:t>
+        <w:t xml:space="preserve">                 /u01/app/oracle/oradata/orcl/*.log /home/oracle/before_recover/</w:t>
       </w:r>
     </w:p>
     <w:p>
@@ -5603,7 +5603,7 @@
           <w:rFonts w:ascii="Consolas" w:hAnsi="Consolas" w:eastAsia="Consolas"/>
           <w:sz w:val="19"/>
         </w:rPr>
-        <w:t xml:space="preserve">  2    '/u01/app/oracle/oradata/ORCL/temp01.dbf' SIZE 60M REUSE;</w:t>
+        <w:t xml:space="preserve">  2    '/u01/app/oracle/oradata/orcl/temp01.dbf' SIZE 60M REUSE;</w:t>
       </w:r>
     </w:p>
     <w:p>
@@ -5845,7 +5845,7 @@
           <w:rFonts w:ascii="Consolas" w:hAnsi="Consolas" w:eastAsia="Consolas"/>
           <w:sz w:val="19"/>
         </w:rPr>
-        <w:t>[oracle@oel7v9r1 ~]$ ls /u01/app/oracle/oradata/ORCL/*.dbf | grep -v temp | wc -l</w:t>
+        <w:t>[oracle@oel7v9r1 ~]$ ls /u01/app/oracle/oradata/orcl/*.dbf | grep -v temp | wc -l</w:t>
       </w:r>
     </w:p>
     <w:p>
@@ -5911,7 +5911,7 @@
           <w:rFonts w:ascii="Consolas" w:hAnsi="Consolas" w:eastAsia="Consolas"/>
           <w:sz w:val="19"/>
         </w:rPr>
-        <w:t>SYS@orcl&gt; !cp -p /u01/app/oracle/oradata/ORCL/*.dbf /home/oracle/before_recover/</w:t>
+        <w:t>SYS@orcl&gt; !cp -p /u01/app/oracle/oradata/orcl/*.dbf /home/oracle/before_recover/</w:t>
       </w:r>
     </w:p>
     <w:p>
@@ -6056,7 +6056,7 @@
           <w:rFonts w:ascii="Consolas" w:hAnsi="Consolas" w:eastAsia="Consolas"/>
           <w:sz w:val="19"/>
         </w:rPr>
-        <w:t xml:space="preserve">  2    '/u01/app/oracle/oradata/ORCL/temp01.dbf' SIZE 60M REUSE;</w:t>
+        <w:t xml:space="preserve">  2    '/u01/app/oracle/oradata/orcl/temp01.dbf' SIZE 60M REUSE;</w:t>
       </w:r>
     </w:p>
     <w:p>
@@ -6324,7 +6324,7 @@
           <w:rFonts w:ascii="Consolas" w:hAnsi="Consolas" w:eastAsia="Consolas"/>
           <w:sz w:val="19"/>
         </w:rPr>
-        <w:t>SYS@orcl&gt; !ls -l /u01/app/oracle/oradata/ORCL/*.dbf</w:t>
+        <w:t>SYS@orcl&gt; !ls -l /u01/app/oracle/oradata/orcl/*.dbf</w:t>
       </w:r>
     </w:p>
     <w:p>
@@ -6429,7 +6429,7 @@
           <w:rFonts w:ascii="Consolas" w:hAnsi="Consolas" w:eastAsia="Consolas"/>
           <w:sz w:val="19"/>
         </w:rPr>
-        <w:t xml:space="preserve">  3  TO '/u01/app/oracle/oradata/ORCL/users02.dbf';</w:t>
+        <w:t xml:space="preserve">  3  TO '/u01/app/oracle/oradata/orcl/users02.dbf';</w:t>
       </w:r>
     </w:p>
     <w:p>
